--- a/Submissions/1. APSR/APSR Cover Letter.docx
+++ b/Submissions/1. APSR/APSR Cover Letter.docx
@@ -383,33 +383,19 @@
         <w:rPr>
           <w:rFonts w:ascii="Times New Roman" w:hAnsi="Times New Roman" w:cs="Times New Roman"/>
         </w:rPr>
-        <w:t xml:space="preserve"> Mateo Villamizar </w:t>
-      </w:r>
-      <w:proofErr w:type="gramStart"/>
-      <w:r>
-        <w:rPr>
-          <w:rFonts w:ascii="Times New Roman" w:hAnsi="Times New Roman" w:cs="Times New Roman"/>
-        </w:rPr>
-        <w:t>Chaparro</w:t>
-      </w:r>
-      <w:r>
-        <w:rPr>
-          <w:rFonts w:ascii="Times New Roman" w:hAnsi="Times New Roman" w:cs="Times New Roman"/>
-        </w:rPr>
-        <w:t xml:space="preserve"> </w:t>
-      </w:r>
-      <w:r>
-        <w:rPr>
-          <w:rFonts w:ascii="Times New Roman" w:hAnsi="Times New Roman" w:cs="Times New Roman"/>
-        </w:rPr>
-        <w:t>,</w:t>
-      </w:r>
-      <w:proofErr w:type="gramEnd"/>
-      <w:r>
-        <w:rPr>
-          <w:rFonts w:ascii="Times New Roman" w:hAnsi="Times New Roman" w:cs="Times New Roman"/>
-        </w:rPr>
-        <w:t xml:space="preserve"> </w:t>
+        <w:t xml:space="preserve"> Mateo Villamizar Chaparro</w:t>
+      </w:r>
+      <w:r>
+        <w:rPr>
+          <w:rFonts w:ascii="Times New Roman" w:hAnsi="Times New Roman" w:cs="Times New Roman"/>
+        </w:rPr>
+        <w:t xml:space="preserve">, </w:t>
+      </w:r>
+      <w:r>
+        <w:rPr>
+          <w:rFonts w:ascii="Times New Roman" w:hAnsi="Times New Roman" w:cs="Times New Roman"/>
+        </w:rPr>
+        <w:t xml:space="preserve">and </w:t>
       </w:r>
       <w:r>
         <w:rPr>
